--- a/code/analysis/GAM/Alcove GAM results.docx
+++ b/code/analysis/GAM/Alcove GAM results.docx
@@ -24,14 +24,16 @@
             <v:path o:extrusionok="f" gradientshapeok="t" o:connecttype="rect"/>
             <o:lock v:ext="edit" aspectratio="t"/>
           </v:shapetype>
-          <v:shape id="_x0000_i1025" type="#_x0000_t75" style="width:518pt;height:220pt">
+          <v:shape id="_x0000_i1025" type="#_x0000_t75" style="width:495.35pt;height:216.65pt">
             <v:imagedata r:id="rId4" o:title="br.contour"/>
           </v:shape>
         </w:pict>
       </w:r>
+    </w:p>
+    <w:p>
       <w:r>
         <w:pict>
-          <v:shape id="_x0000_i1026" type="#_x0000_t75" style="width:489.35pt;height:210pt">
+          <v:shape id="_x0000_i1026" type="#_x0000_t75" style="width:490pt;height:227.35pt">
             <v:imagedata r:id="rId5" o:title="br.lineprob"/>
           </v:shape>
         </w:pict>
@@ -54,12 +56,13 @@
         <w:t>Blue ruin GAM results (with t:do interaction) – black points are available habitat, white points are fish, plots on left are during period of high DO/high temp (5-7pm), plots on right are period of low DO/low temp (5-7am)</w:t>
       </w:r>
     </w:p>
+    <w:p/>
     <w:p>
       <w:r>
         <w:lastRenderedPageBreak/>
         <w:pict>
-          <v:shape id="_x0000_i1027" type="#_x0000_t75" style="width:522pt;height:214pt">
-            <v:imagedata r:id="rId6" o:title="norwood.contour.selection"/>
+          <v:shape id="_x0000_i1027" type="#_x0000_t75" style="width:500pt;height:230.65pt">
+            <v:imagedata r:id="rId6" o:title="nor.contour"/>
           </v:shape>
         </w:pict>
       </w:r>
@@ -67,11 +70,13 @@
     <w:p>
       <w:r>
         <w:pict>
-          <v:shape id="_x0000_i1028" type="#_x0000_t75" style="width:477.35pt;height:199.35pt">
-            <v:imagedata r:id="rId7" o:title="norwood.line"/>
+          <v:shape id="_x0000_i1028" type="#_x0000_t75" style="width:488pt;height:230.65pt">
+            <v:imagedata r:id="rId7" o:title="norwood.prob.line"/>
           </v:shape>
         </w:pict>
       </w:r>
+      <w:bookmarkStart w:id="0" w:name="_GoBack"/>
+      <w:bookmarkEnd w:id="0"/>
     </w:p>
     <w:p/>
     <w:p>
@@ -91,53 +96,9 @@
         <w:t>Norwood GAM results (with t:do interaction) – black points are available habitat, white points are fish, plots on left are during period of high DO/high temp (6-8pm), plots on right are period of low DO/low temp (6-8am)</w:t>
       </w:r>
     </w:p>
-    <w:p>
-      <w:r>
-        <w:lastRenderedPageBreak/>
-        <w:pict>
-          <v:shape id="_x0000_i1030" type="#_x0000_t75" style="width:468pt;height:244.65pt">
-            <v:imagedata r:id="rId8" o:title="pooled.line"/>
-          </v:shape>
-        </w:pict>
-      </w:r>
-    </w:p>
-    <w:p>
-      <w:r>
-        <w:pict>
-          <v:shape id="_x0000_i1029" type="#_x0000_t75" style="width:499.35pt;height:234pt">
-            <v:imagedata r:id="rId9" o:title="pooled.contour"/>
-          </v:shape>
-        </w:pict>
-      </w:r>
-    </w:p>
-    <w:p>
-      <w:r>
-        <w:rPr>
-          <w:rFonts w:ascii="Times New Roman" w:hAnsi="Times New Roman" w:cs="Times New Roman"/>
-          <w:sz w:val="24"/>
-          <w:szCs w:val="24"/>
-        </w:rPr>
-        <w:t>Pooled alcove data – temp and do were first pooled then standardized across both habitats. P</w:t>
-      </w:r>
-      <w:r>
-        <w:rPr>
-          <w:rFonts w:ascii="Times New Roman" w:hAnsi="Times New Roman" w:cs="Times New Roman"/>
-          <w:sz w:val="24"/>
-          <w:szCs w:val="24"/>
-        </w:rPr>
-        <w:t>lots on left are during period of high DO/high temp (6-8pm), plots on right are period of low DO/low temp (6-8am)</w:t>
-      </w:r>
-      <w:r>
-        <w:rPr>
-          <w:rFonts w:ascii="Times New Roman" w:hAnsi="Times New Roman" w:cs="Times New Roman"/>
-          <w:sz w:val="24"/>
-          <w:szCs w:val="24"/>
-        </w:rPr>
-        <w:t>.</w:t>
-      </w:r>
-      <w:bookmarkStart w:id="0" w:name="_GoBack"/>
-      <w:bookmarkEnd w:id="0"/>
-    </w:p>
+    <w:p/>
+    <w:p/>
+    <w:p/>
     <w:sectPr>
       <w:pgSz w:w="12240" w:h="15840"/>
       <w:pgMar w:top="1440" w:right="1440" w:bottom="1440" w:left="1440" w:header="720" w:footer="720" w:gutter="0"/>

--- a/code/analysis/GAM/Alcove GAM results.docx
+++ b/code/analysis/GAM/Alcove GAM results.docx
@@ -24,8 +24,8 @@
             <v:path o:extrusionok="f" gradientshapeok="t" o:connecttype="rect"/>
             <o:lock v:ext="edit" aspectratio="t"/>
           </v:shapetype>
-          <v:shape id="_x0000_i1025" type="#_x0000_t75" style="width:495.35pt;height:216.65pt">
-            <v:imagedata r:id="rId4" o:title="br.contour"/>
+          <v:shape id="_x0000_i1046" type="#_x0000_t75" style="width:494.75pt;height:216.7pt">
+            <v:imagedata r:id="rId4" o:title="br"/>
           </v:shape>
         </w:pict>
       </w:r>
@@ -33,8 +33,8 @@
     <w:p>
       <w:r>
         <w:pict>
-          <v:shape id="_x0000_i1026" type="#_x0000_t75" style="width:490pt;height:227.35pt">
-            <v:imagedata r:id="rId5" o:title="br.lineprob"/>
+          <v:shape id="_x0000_i1040" type="#_x0000_t75" style="width:466.95pt;height:213.85pt">
+            <v:imagedata r:id="rId5" o:title="br.gam.2.4.do.prob"/>
           </v:shape>
         </w:pict>
       </w:r>
@@ -55,28 +55,44 @@
         </w:rPr>
         <w:t>Blue ruin GAM results (with t:do interaction) – black points are available habitat, white points are fish, plots on left are during period of high DO/high temp (5-7pm), plots on right are period of low DO/low temp (5-7am)</w:t>
       </w:r>
+      <w:r>
+        <w:rPr>
+          <w:rFonts w:ascii="Times New Roman" w:hAnsi="Times New Roman" w:cs="Times New Roman"/>
+          <w:sz w:val="24"/>
+          <w:szCs w:val="24"/>
+        </w:rPr>
+        <w:t xml:space="preserve">. </w:t>
+      </w:r>
+      <w:r>
+        <w:rPr>
+          <w:rFonts w:ascii="Times New Roman" w:hAnsi="Times New Roman" w:cs="Times New Roman"/>
+          <w:sz w:val="24"/>
+          <w:szCs w:val="24"/>
+        </w:rPr>
+        <w:t>Green line = 4mg/l, red line = 2mg/l</w:t>
+      </w:r>
     </w:p>
     <w:p/>
     <w:p>
       <w:r>
         <w:lastRenderedPageBreak/>
         <w:pict>
-          <v:shape id="_x0000_i1027" type="#_x0000_t75" style="width:500pt;height:230.65pt">
-            <v:imagedata r:id="rId6" o:title="nor.contour"/>
-          </v:shape>
-        </w:pict>
-      </w:r>
-    </w:p>
-    <w:p>
-      <w:r>
-        <w:pict>
-          <v:shape id="_x0000_i1028" type="#_x0000_t75" style="width:488pt;height:230.65pt">
-            <v:imagedata r:id="rId7" o:title="norwood.prob.line"/>
+          <v:shape id="_x0000_i1044" type="#_x0000_t75" style="width:466.95pt;height:198.2pt">
+            <v:imagedata r:id="rId6" o:title="norwood.gam.tag18rem"/>
           </v:shape>
         </w:pict>
       </w:r>
       <w:bookmarkStart w:id="0" w:name="_GoBack"/>
       <w:bookmarkEnd w:id="0"/>
+    </w:p>
+    <w:p>
+      <w:r>
+        <w:pict>
+          <v:shape id="_x0000_i1038" type="#_x0000_t75" style="width:466.95pt;height:217.45pt">
+            <v:imagedata r:id="rId7" o:title="norwood.gam.tag18rem.prob"/>
+          </v:shape>
+        </w:pict>
+      </w:r>
     </w:p>
     <w:p/>
     <w:p>
@@ -94,6 +110,14 @@
           <w:szCs w:val="24"/>
         </w:rPr>
         <w:t>Norwood GAM results (with t:do interaction) – black points are available habitat, white points are fish, plots on left are during period of high DO/high temp (6-8pm), plots on right are period of low DO/low temp (6-8am)</w:t>
+      </w:r>
+      <w:r>
+        <w:rPr>
+          <w:rFonts w:ascii="Times New Roman" w:hAnsi="Times New Roman" w:cs="Times New Roman"/>
+          <w:sz w:val="24"/>
+          <w:szCs w:val="24"/>
+        </w:rPr>
+        <w:t>. Green line = 4mg/l, red line = 2mg/l</w:t>
       </w:r>
     </w:p>
     <w:p/>
